--- a/fuentes/212500_CF04_DU.docx
+++ b/fuentes/212500_CF04_DU.docx
@@ -1853,7 +1853,7 @@
                 <w:noProof/>
                 <w:webHidden/>
               </w:rPr>
-              <w:t>25</w:t>
+              <w:t>26</w:t>
             </w:r>
             <w:r>
               <w:rPr>
@@ -1943,7 +1943,7 @@
                 <w:noProof/>
                 <w:webHidden/>
               </w:rPr>
-              <w:t>28</w:t>
+              <w:t>29</w:t>
             </w:r>
             <w:r>
               <w:rPr>
@@ -2035,7 +2035,7 @@
                 <w:noProof/>
                 <w:webHidden/>
               </w:rPr>
-              <w:t>28</w:t>
+              <w:t>29</w:t>
             </w:r>
             <w:r>
               <w:rPr>
@@ -2127,7 +2127,7 @@
                 <w:noProof/>
                 <w:webHidden/>
               </w:rPr>
-              <w:t>29</w:t>
+              <w:t>30</w:t>
             </w:r>
             <w:r>
               <w:rPr>
@@ -2219,7 +2219,7 @@
                 <w:noProof/>
                 <w:webHidden/>
               </w:rPr>
-              <w:t>30</w:t>
+              <w:t>31</w:t>
             </w:r>
             <w:r>
               <w:rPr>
@@ -2311,7 +2311,7 @@
                 <w:noProof/>
                 <w:webHidden/>
               </w:rPr>
-              <w:t>31</w:t>
+              <w:t>32</w:t>
             </w:r>
             <w:r>
               <w:rPr>
@@ -2401,7 +2401,7 @@
                 <w:noProof/>
                 <w:webHidden/>
               </w:rPr>
-              <w:t>33</w:t>
+              <w:t>34</w:t>
             </w:r>
             <w:r>
               <w:rPr>
@@ -2493,7 +2493,7 @@
                 <w:noProof/>
                 <w:webHidden/>
               </w:rPr>
-              <w:t>33</w:t>
+              <w:t>34</w:t>
             </w:r>
             <w:r>
               <w:rPr>
@@ -2585,7 +2585,7 @@
                 <w:noProof/>
                 <w:webHidden/>
               </w:rPr>
-              <w:t>37</w:t>
+              <w:t>38</w:t>
             </w:r>
             <w:r>
               <w:rPr>
@@ -2657,7 +2657,7 @@
                 <w:noProof/>
                 <w:webHidden/>
               </w:rPr>
-              <w:t>40</w:t>
+              <w:t>41</w:t>
             </w:r>
             <w:r>
               <w:rPr>
@@ -2729,7 +2729,7 @@
                 <w:noProof/>
                 <w:webHidden/>
               </w:rPr>
-              <w:t>41</w:t>
+              <w:t>42</w:t>
             </w:r>
             <w:r>
               <w:rPr>
@@ -2801,7 +2801,7 @@
                 <w:noProof/>
                 <w:webHidden/>
               </w:rPr>
-              <w:t>42</w:t>
+              <w:t>43</w:t>
             </w:r>
             <w:r>
               <w:rPr>
@@ -2873,7 +2873,7 @@
                 <w:noProof/>
                 <w:webHidden/>
               </w:rPr>
-              <w:t>43</w:t>
+              <w:t>44</w:t>
             </w:r>
             <w:r>
               <w:rPr>
@@ -2945,7 +2945,7 @@
                 <w:noProof/>
                 <w:webHidden/>
               </w:rPr>
-              <w:t>44</w:t>
+              <w:t>45</w:t>
             </w:r>
             <w:r>
               <w:rPr>
@@ -5237,70 +5237,46 @@
                 <w:bCs/>
                 <w:lang w:val="es-419" w:eastAsia="es-CO"/>
               </w:rPr>
-              <w:t>A</w:t>
-            </w:r>
+              <w:t>Azusena</w:t>
+            </w:r>
+            <w:proofErr w:type="spellEnd"/>
             <w:r>
               <w:rPr>
                 <w:b/>
                 <w:bCs/>
                 <w:lang w:val="es-419" w:eastAsia="es-CO"/>
               </w:rPr>
-              <w:t>zusena</w:t>
-            </w:r>
-            <w:proofErr w:type="spellEnd"/>
-            <w:r>
+              <w:t>:</w:t>
+            </w:r>
+          </w:p>
+          <w:p>
+            <w:pPr>
+              <w:rPr>
+                <w:lang w:val="es-419" w:eastAsia="es-CO"/>
+              </w:rPr>
+            </w:pPr>
+            <w:r>
+              <w:rPr>
+                <w:lang w:val="es-419" w:eastAsia="es-CO"/>
+              </w:rPr>
+              <w:t>Don Campos, ¿sabía usted que no todas las políticas comerciales son iguales y que algunas tienen impacto directo en el bolsillo de los productores del campo?</w:t>
+            </w:r>
+          </w:p>
+          <w:p>
+            <w:pPr>
               <w:rPr>
                 <w:b/>
                 <w:bCs/>
                 <w:lang w:val="es-419" w:eastAsia="es-CO"/>
               </w:rPr>
-              <w:t>:</w:t>
-            </w:r>
-          </w:p>
-          <w:p>
-            <w:pPr>
-              <w:rPr>
-                <w:lang w:val="es-419" w:eastAsia="es-CO"/>
-              </w:rPr>
             </w:pPr>
-            <w:proofErr w:type="spellStart"/>
-            <w:r>
-              <w:rPr>
-                <w:lang w:val="es-419" w:eastAsia="es-CO"/>
-              </w:rPr>
-              <w:t>Don</w:t>
-            </w:r>
-            <w:proofErr w:type="spellEnd"/>
-            <w:r>
-              <w:rPr>
-                <w:lang w:val="es-419" w:eastAsia="es-CO"/>
-              </w:rPr>
-              <w:t xml:space="preserve"> Campos, ¿sabía usted que no todas las políticas comerciales son iguales y que algunas tienen impacto directo en el bolsillo de los productores del campo?</w:t>
-            </w:r>
-          </w:p>
-          <w:p>
-            <w:pPr>
+            <w:r>
               <w:rPr>
                 <w:b/>
                 <w:bCs/>
                 <w:lang w:val="es-419" w:eastAsia="es-CO"/>
               </w:rPr>
-            </w:pPr>
-            <w:r>
-              <w:rPr>
-                <w:b/>
-                <w:bCs/>
-                <w:lang w:val="es-419" w:eastAsia="es-CO"/>
-              </w:rPr>
-              <w:t>D</w:t>
-            </w:r>
-            <w:r>
-              <w:rPr>
-                <w:b/>
-                <w:bCs/>
-                <w:lang w:val="es-419" w:eastAsia="es-CO"/>
-              </w:rPr>
-              <w:t>on campos</w:t>
+              <w:t>Don campos</w:t>
             </w:r>
             <w:r>
               <w:rPr>
@@ -6401,78 +6377,173 @@
             <w:tcW w:w="9962" w:type="dxa"/>
           </w:tcPr>
           <w:p>
+            <w:pPr>
+              <w:rPr>
+                <w:b/>
+                <w:bCs/>
+                <w:lang w:val="es-419" w:eastAsia="es-CO"/>
+              </w:rPr>
+            </w:pPr>
             <w:proofErr w:type="spellStart"/>
             <w:r>
+              <w:rPr>
+                <w:b/>
+                <w:bCs/>
+                <w:lang w:val="es-419" w:eastAsia="es-CO"/>
+              </w:rPr>
               <w:t>AzuSENA</w:t>
             </w:r>
             <w:proofErr w:type="spellEnd"/>
             <w:r>
-              <w:t xml:space="preserve"> (con curiosidad): </w:t>
+              <w:rPr>
+                <w:b/>
+                <w:bCs/>
+                <w:lang w:val="es-419" w:eastAsia="es-CO"/>
+              </w:rPr>
+              <w:t xml:space="preserve"> (con curiosidad):</w:t>
             </w:r>
           </w:p>
           <w:p>
-            <w:r>
-              <w:t xml:space="preserve">— Don Campos, ¿qué es eso de un acuerdo comercial campesino? </w:t>
+            <w:pPr>
+              <w:rPr>
+                <w:lang w:val="es-419" w:eastAsia="es-CO"/>
+              </w:rPr>
+            </w:pPr>
+            <w:r>
+              <w:rPr>
+                <w:lang w:val="es-419" w:eastAsia="es-CO"/>
+              </w:rPr>
+              <w:t xml:space="preserve">Don Campos, ¿qué es eso de un acuerdo comercial campesino? </w:t>
             </w:r>
           </w:p>
           <w:p>
-            <w:r>
-              <w:t xml:space="preserve">Don Campos (tranquilo y claro): </w:t>
+            <w:pPr>
+              <w:rPr>
+                <w:b/>
+                <w:bCs/>
+                <w:lang w:val="es-419" w:eastAsia="es-CO"/>
+              </w:rPr>
+            </w:pPr>
+            <w:r>
+              <w:rPr>
+                <w:b/>
+                <w:bCs/>
+                <w:lang w:val="es-419" w:eastAsia="es-CO"/>
+              </w:rPr>
+              <w:t>Don Campos (tranquilo y claro):</w:t>
             </w:r>
           </w:p>
           <w:p>
             <w:r>
-              <w:t>— Es un documento donde el productor y el comprador se comprometen con lo que se va a vender o comprar. ¡Sirve para evitar enredos!</w:t>
+              <w:t>Es un documento donde el productor y el comprador se comprometen con lo que se va a vender o comprar. ¡Sirve para evitar enredos!</w:t>
             </w:r>
           </w:p>
           <w:p>
+            <w:pPr>
+              <w:rPr>
+                <w:b/>
+                <w:bCs/>
+                <w:lang w:val="es-419" w:eastAsia="es-CO"/>
+              </w:rPr>
+            </w:pPr>
             <w:proofErr w:type="spellStart"/>
             <w:r>
+              <w:rPr>
+                <w:b/>
+                <w:bCs/>
+                <w:lang w:val="es-419" w:eastAsia="es-CO"/>
+              </w:rPr>
               <w:t>AzuSENA</w:t>
             </w:r>
             <w:proofErr w:type="spellEnd"/>
             <w:r>
-              <w:t xml:space="preserve">: </w:t>
+              <w:rPr>
+                <w:b/>
+                <w:bCs/>
+                <w:lang w:val="es-419" w:eastAsia="es-CO"/>
+              </w:rPr>
+              <w:t>:</w:t>
             </w:r>
           </w:p>
           <w:p>
             <w:r>
-              <w:t xml:space="preserve">— ¿Y qué cosas deben escribirse ahí? </w:t>
+              <w:t xml:space="preserve">¿Y qué cosas deben escribirse ahí? </w:t>
             </w:r>
           </w:p>
           <w:p>
-            <w:r>
-              <w:t xml:space="preserve">Don Campos: </w:t>
+            <w:pPr>
+              <w:rPr>
+                <w:b/>
+                <w:bCs/>
+                <w:lang w:val="es-419" w:eastAsia="es-CO"/>
+              </w:rPr>
+            </w:pPr>
+            <w:r>
+              <w:rPr>
+                <w:b/>
+                <w:bCs/>
+                <w:lang w:val="es-419" w:eastAsia="es-CO"/>
+              </w:rPr>
+              <w:t>Don Campos:</w:t>
             </w:r>
           </w:p>
           <w:p>
             <w:r>
-              <w:t>— Lo principal: qué producto es, cuánto se entrega, y cuándo y dónde se entrega.</w:t>
+              <w:t>Lo principal: qué producto es, cuánto se entrega, y cuándo y dónde se entrega.</w:t>
             </w:r>
           </w:p>
           <w:p>
+            <w:pPr>
+              <w:rPr>
+                <w:b/>
+                <w:bCs/>
+                <w:lang w:val="es-419" w:eastAsia="es-CO"/>
+              </w:rPr>
+            </w:pPr>
             <w:proofErr w:type="spellStart"/>
             <w:r>
+              <w:rPr>
+                <w:b/>
+                <w:bCs/>
+                <w:lang w:val="es-419" w:eastAsia="es-CO"/>
+              </w:rPr>
               <w:t>AzuSENA</w:t>
             </w:r>
             <w:proofErr w:type="spellEnd"/>
             <w:r>
-              <w:t xml:space="preserve">: </w:t>
+              <w:rPr>
+                <w:b/>
+                <w:bCs/>
+                <w:lang w:val="es-419" w:eastAsia="es-CO"/>
+              </w:rPr>
+              <w:t>:</w:t>
             </w:r>
           </w:p>
           <w:p>
             <w:r>
-              <w:t xml:space="preserve">— ¿Y hay que decir cómo debe ir el producto? </w:t>
+              <w:t xml:space="preserve">¿Y hay que decir cómo debe ir el producto? </w:t>
             </w:r>
           </w:p>
           <w:p>
-            <w:r>
-              <w:t xml:space="preserve">Don Campos: </w:t>
+            <w:pPr>
+              <w:rPr>
+                <w:b/>
+                <w:bCs/>
+                <w:lang w:val="es-419" w:eastAsia="es-CO"/>
+              </w:rPr>
+            </w:pPr>
+            <w:r>
+              <w:rPr>
+                <w:b/>
+                <w:bCs/>
+                <w:lang w:val="es-419" w:eastAsia="es-CO"/>
+              </w:rPr>
+              <w:t>Don Campos:</w:t>
             </w:r>
           </w:p>
           <w:p>
             <w:r>
-              <w:t xml:space="preserve">— Claro, </w:t>
+              <w:t xml:space="preserve">Claro, </w:t>
             </w:r>
             <w:proofErr w:type="spellStart"/>
             <w:r>
@@ -6484,29 +6555,103 @@
             </w:r>
           </w:p>
           <w:p>
+            <w:pPr>
+              <w:rPr>
+                <w:b/>
+                <w:bCs/>
+                <w:lang w:val="es-419" w:eastAsia="es-CO"/>
+              </w:rPr>
+            </w:pPr>
             <w:proofErr w:type="spellStart"/>
             <w:r>
+              <w:rPr>
+                <w:b/>
+                <w:bCs/>
+                <w:lang w:val="es-419" w:eastAsia="es-CO"/>
+              </w:rPr>
               <w:t>AzuSENA</w:t>
             </w:r>
             <w:proofErr w:type="spellEnd"/>
             <w:r>
-              <w:t xml:space="preserve">: </w:t>
+              <w:rPr>
+                <w:b/>
+                <w:bCs/>
+                <w:lang w:val="es-419" w:eastAsia="es-CO"/>
+              </w:rPr>
+              <w:t>:</w:t>
             </w:r>
           </w:p>
           <w:p>
             <w:r>
-              <w:t xml:space="preserve">— ¿Y la plata? </w:t>
+              <w:t xml:space="preserve">¿Y la plata? </w:t>
+            </w:r>
+          </w:p>
+          <w:p/>
+          <w:p>
+            <w:pPr>
+              <w:rPr>
+                <w:b/>
+                <w:bCs/>
+                <w:lang w:val="es-419" w:eastAsia="es-CO"/>
+              </w:rPr>
+            </w:pPr>
+            <w:r>
+              <w:rPr>
+                <w:b/>
+                <w:bCs/>
+                <w:lang w:val="es-419" w:eastAsia="es-CO"/>
+              </w:rPr>
+              <w:lastRenderedPageBreak/>
+              <w:t>Don Campos:</w:t>
             </w:r>
           </w:p>
           <w:p>
             <w:r>
-              <w:lastRenderedPageBreak/>
-              <w:t xml:space="preserve">Don Campos: </w:t>
+              <w:t>Muy importante: se pone cuánto vale, cómo se paga, si es en efectivo o por banco, y cuándo.</w:t>
             </w:r>
           </w:p>
           <w:p>
-            <w:r>
-              <w:t>— Muy importante: se pone cuánto vale, cómo se paga, si es en efectivo o por banco, y cuándo.</w:t>
+            <w:pPr>
+              <w:rPr>
+                <w:b/>
+                <w:bCs/>
+                <w:lang w:val="es-419" w:eastAsia="es-CO"/>
+              </w:rPr>
+            </w:pPr>
+            <w:r>
+              <w:rPr>
+                <w:b/>
+                <w:bCs/>
+                <w:lang w:val="es-419" w:eastAsia="es-CO"/>
+              </w:rPr>
+              <w:t>AZUSENA:</w:t>
+            </w:r>
+          </w:p>
+          <w:p>
+            <w:r>
+              <w:t>¡Eso da confianza! Así uno puede vender hasta a tiendas o restaurantes.</w:t>
+            </w:r>
+          </w:p>
+          <w:p>
+            <w:pPr>
+              <w:rPr>
+                <w:b/>
+                <w:bCs/>
+                <w:lang w:val="es-419" w:eastAsia="es-CO"/>
+              </w:rPr>
+            </w:pPr>
+            <w:r>
+              <w:rPr>
+                <w:b/>
+                <w:bCs/>
+                <w:lang w:val="es-419" w:eastAsia="es-CO"/>
+              </w:rPr>
+              <w:t>DON CAMPOS:</w:t>
+            </w:r>
+          </w:p>
+          <w:p>
+            <w:r>
+              <w:t>Exacto. Un acuerdo claro abre puertas y protege al campesino.</w:t>
             </w:r>
           </w:p>
         </w:tc>
@@ -6618,6 +6763,7 @@
           <w:bCs/>
           <w:lang w:val="es-419" w:eastAsia="es-CO"/>
         </w:rPr>
+        <w:lastRenderedPageBreak/>
         <w:t>Para planificar mejor la producción:</w:t>
       </w:r>
       <w:r>
@@ -6667,7 +6813,6 @@
       </w:pPr>
       <w:bookmarkStart w:id="12" w:name="_Toc211017471"/>
       <w:r>
-        <w:lastRenderedPageBreak/>
         <w:t>¿Qué tipos de acuerdos comerciales se usan en el contexto campesino?</w:t>
       </w:r>
       <w:bookmarkEnd w:id="12"/>
@@ -6814,6 +6959,7 @@
         <w:rPr>
           <w:lang w:val="es-419" w:eastAsia="es-CO"/>
         </w:rPr>
+        <w:lastRenderedPageBreak/>
         <w:t>No requieren abogado.</w:t>
       </w:r>
     </w:p>
@@ -6930,7 +7076,6 @@
         <w:rPr>
           <w:lang w:val="es-419" w:eastAsia="es-CO"/>
         </w:rPr>
-        <w:lastRenderedPageBreak/>
         <w:t>Entrega: cada viernes.</w:t>
       </w:r>
     </w:p>
@@ -7090,6 +7235,7 @@
       </w:pPr>
       <w:bookmarkStart w:id="13" w:name="_Toc211017472"/>
       <w:r>
+        <w:lastRenderedPageBreak/>
         <w:t>Pasos para elaborar un acuerdo comercial campesino (aplicable a cualquier nivel)</w:t>
       </w:r>
       <w:bookmarkEnd w:id="13"/>
@@ -7130,7 +7276,6 @@
         </w:numPr>
       </w:pPr>
       <w:r>
-        <w:lastRenderedPageBreak/>
         <w:t>Conversar y acordar los términos</w:t>
       </w:r>
     </w:p>
@@ -7341,6 +7486,7 @@
         <w:pStyle w:val="Ttulo3"/>
       </w:pPr>
       <w:r>
+        <w:lastRenderedPageBreak/>
         <w:t>Elementos que no deben faltar en un acuerdo comercial</w:t>
       </w:r>
     </w:p>
@@ -7389,7 +7535,6 @@
         <w:rPr>
           <w:lang w:val="es-419" w:eastAsia="es-CO"/>
         </w:rPr>
-        <w:lastRenderedPageBreak/>
         <w:t>Elementos de acuerdo comercial</w:t>
       </w:r>
     </w:p>
@@ -7904,6 +8049,7 @@
         <w:rPr>
           <w:lang w:val="es-419" w:eastAsia="es-CO"/>
         </w:rPr>
+        <w:lastRenderedPageBreak/>
         <w:t>El acuerdo comercial es una herramienta que fortalece la palabra del campesino. No se necesita ser abogado, solo tener claridad en lo acordado y dejarlo por escrito. Cuando el campesinado firma acuerdos bien hechos, deja de improvisar y toma el control de su producción, su tiempo y su dignidad</w:t>
       </w:r>
       <w:r>
@@ -18675,6 +18821,7 @@
   <w:style w:type="character" w:default="1" w:styleId="Fuentedeprrafopredeter">
     <w:name w:val="Default Paragraph Font"/>
     <w:uiPriority w:val="1"/>
+    <w:semiHidden/>
     <w:unhideWhenUsed/>
   </w:style>
   <w:style w:type="table" w:default="1" w:styleId="Tablanormal">
@@ -19847,6 +19994,15 @@
 </file>
 
 <file path=customXml/item1.xml><?xml version="1.0" encoding="utf-8"?>
+<?mso-contentType ?>
+<FormTemplates xmlns="http://schemas.microsoft.com/sharepoint/v3/contenttype/forms">
+  <Display>DocumentLibraryForm</Display>
+  <Edit>DocumentLibraryForm</Edit>
+  <New>DocumentLibraryForm</New>
+</FormTemplates>
+</file>
+
+<file path=customXml/item2.xml><?xml version="1.0" encoding="utf-8"?>
 <p:properties xmlns:p="http://schemas.microsoft.com/office/2006/metadata/properties" xmlns:xsi="http://www.w3.org/2001/XMLSchema-instance" xmlns:pc="http://schemas.microsoft.com/office/infopath/2007/PartnerControls">
   <documentManagement>
     <TaxCatchAll xmlns="cb45339b-ced9-4d0d-8f64-77573914d53b" xsi:nil="true"/>
@@ -19857,16 +20013,11 @@
 </p:properties>
 </file>
 
-<file path=customXml/item2.xml><?xml version="1.0" encoding="utf-8"?>
-<?mso-contentType ?>
-<FormTemplates xmlns="http://schemas.microsoft.com/sharepoint/v3/contenttype/forms">
-  <Display>DocumentLibraryForm</Display>
-  <Edit>DocumentLibraryForm</Edit>
-  <New>DocumentLibraryForm</New>
-</FormTemplates>
+<file path=customXml/item3.xml><?xml version="1.0" encoding="utf-8"?>
+<b:Sources xmlns:b="http://schemas.openxmlformats.org/officeDocument/2006/bibliography" xmlns="http://schemas.openxmlformats.org/officeDocument/2006/bibliography" SelectedStyle="\APASixthEditionOfficeOnline.xsl" StyleName="APA" Version="6"/>
 </file>
 
-<file path=customXml/item3.xml><?xml version="1.0" encoding="utf-8"?>
+<file path=customXml/item4.xml><?xml version="1.0" encoding="utf-8"?>
 <ct:contentTypeSchema xmlns:ct="http://schemas.microsoft.com/office/2006/metadata/contentType" xmlns:ma="http://schemas.microsoft.com/office/2006/metadata/properties/metaAttributes" ct:_="" ma:_="" ma:contentTypeName="Documento" ma:contentTypeID="0x01010049282E1EDBE9234EA9E6D38F720E265F" ma:contentTypeVersion="15" ma:contentTypeDescription="Crear nuevo documento." ma:contentTypeScope="" ma:versionID="b31c7aa9eaf043a08b87120b3c4916e3">
   <xsd:schema xmlns:xsd="http://www.w3.org/2001/XMLSchema" xmlns:xs="http://www.w3.org/2001/XMLSchema" xmlns:p="http://schemas.microsoft.com/office/2006/metadata/properties" xmlns:ns2="cb45339b-ced9-4d0d-8f64-77573914d53b" xmlns:ns3="43a3ca16-9c26-4813-b83f-4aec9927b43f" targetNamespace="http://schemas.microsoft.com/office/2006/metadata/properties" ma:root="true" ma:fieldsID="3533d065b04d75c457075bc55f1f5315" ns2:_="" ns3:_="">
     <xsd:import namespace="cb45339b-ced9-4d0d-8f64-77573914d53b"/>
@@ -20101,11 +20252,15 @@
 </ct:contentTypeSchema>
 </file>
 
-<file path=customXml/item4.xml><?xml version="1.0" encoding="utf-8"?>
-<b:Sources xmlns:b="http://schemas.openxmlformats.org/officeDocument/2006/bibliography" xmlns="http://schemas.openxmlformats.org/officeDocument/2006/bibliography" SelectedStyle="\APASixthEditionOfficeOnline.xsl" StyleName="APA" Version="6"/>
+<file path=customXml/itemProps1.xml><?xml version="1.0" encoding="utf-8"?>
+<ds:datastoreItem xmlns:ds="http://schemas.openxmlformats.org/officeDocument/2006/customXml" ds:itemID="{10663269-2064-4804-8290-36D4A57F5557}">
+  <ds:schemaRefs>
+    <ds:schemaRef ds:uri="http://schemas.microsoft.com/sharepoint/v3/contenttype/forms"/>
+  </ds:schemaRefs>
+</ds:datastoreItem>
 </file>
 
-<file path=customXml/itemProps1.xml><?xml version="1.0" encoding="utf-8"?>
+<file path=customXml/itemProps2.xml><?xml version="1.0" encoding="utf-8"?>
 <ds:datastoreItem xmlns:ds="http://schemas.openxmlformats.org/officeDocument/2006/customXml" ds:itemID="{1279454D-02BE-4A9C-A117-DCD1573E2608}">
   <ds:schemaRefs>
     <ds:schemaRef ds:uri="http://schemas.microsoft.com/office/2006/metadata/properties"/>
@@ -20116,15 +20271,15 @@
 </ds:datastoreItem>
 </file>
 
-<file path=customXml/itemProps2.xml><?xml version="1.0" encoding="utf-8"?>
-<ds:datastoreItem xmlns:ds="http://schemas.openxmlformats.org/officeDocument/2006/customXml" ds:itemID="{10663269-2064-4804-8290-36D4A57F5557}">
+<file path=customXml/itemProps3.xml><?xml version="1.0" encoding="utf-8"?>
+<ds:datastoreItem xmlns:ds="http://schemas.openxmlformats.org/officeDocument/2006/customXml" ds:itemID="{EAE431FD-7059-4C09-804B-C9D69EB7B213}">
   <ds:schemaRefs>
-    <ds:schemaRef ds:uri="http://schemas.microsoft.com/sharepoint/v3/contenttype/forms"/>
+    <ds:schemaRef ds:uri="http://schemas.openxmlformats.org/officeDocument/2006/bibliography"/>
   </ds:schemaRefs>
 </ds:datastoreItem>
 </file>
 
-<file path=customXml/itemProps3.xml><?xml version="1.0" encoding="utf-8"?>
+<file path=customXml/itemProps4.xml><?xml version="1.0" encoding="utf-8"?>
 <ds:datastoreItem xmlns:ds="http://schemas.openxmlformats.org/officeDocument/2006/customXml" ds:itemID="{ABC43734-40DA-4258-8AC6-EC91AAFFC9CD}">
   <ds:schemaRefs>
     <ds:schemaRef ds:uri="http://schemas.microsoft.com/office/2006/metadata/contentType"/>
@@ -20141,12 +20296,4 @@
     <ds:schemaRef ds:uri="http://schemas.microsoft.com/internal/obd"/>
   </ds:schemaRefs>
 </ds:datastoreItem>
-</file>
-
-<file path=customXml/itemProps4.xml><?xml version="1.0" encoding="utf-8"?>
-<ds:datastoreItem xmlns:ds="http://schemas.openxmlformats.org/officeDocument/2006/customXml" ds:itemID="{EAE431FD-7059-4C09-804B-C9D69EB7B213}">
-  <ds:schemaRefs>
-    <ds:schemaRef ds:uri="http://schemas.openxmlformats.org/officeDocument/2006/bibliography"/>
-  </ds:schemaRefs>
-</ds:datastoreItem>
 </file>